--- a/deliverables/module1/曹浩-测试报告章节.docx
+++ b/deliverables/module1/曹浩-测试报告章节.docx
@@ -217,7 +217,7 @@
     </w:p>
     <w:p>
       <w:r>
-        <w:t>冻结基线 2da8824：A 用例 22 条，18 通过、4 失败；失败编号 A-019～A-022。修复后源码提交 7ca7fc1：A 用例 22 条全部通过，原有开发检查 21 条全部通过，一键运行合计 43 项通过。失败及成功日志分别见 reports/module1/a-defects-baseline.json、reports/module1/a-final-full.json。参数变体未额外计数。</w:t>
+        <w:t>冻结基线 2da8824：A 用例 22 条，18 通过、4 失败；失败编号 A-019～A-022。四项修复提交为 358a085、ec22c91、103d09e、7ca7fc1。修复后源码提交 7ca7fc1：A 用例 22 条全部通过，原有开发检查 21 条全部通过，一键运行合计 43 项通过。交付前又在 46b5d99 上复跑，结果仍为 43/43；对应证据提交为 8e04f23。失败和两轮成功日志分别见 reports/module1/a-defects-baseline.json、reports/module1/a-final-full.json、reports/module1/a-delivery-final.json。参数变体未额外计数。</w:t>
       </w:r>
     </w:p>
     <w:p>
